--- a/published/ai-family/04_screens_toys_tools/07_communication/lab-protocols/07_communication-lab.docx
+++ b/published/ai-family/04_screens_toys_tools/07_communication/lab-protocols/07_communication-lab.docx
@@ -4,32 +4,82 @@
   <w:body>
     <w:p>
       <w:r>
-        <w:t>Lab: Exploring Communication</w:t>
+        <w:t>Lab: Emoji Charades</w:t>
       </w:r>
     </w:p>
     <w:p>
       <w:r>
-        <w:t>Objective</w:t>
+        <w:t>Goal</w:t>
       </w:r>
     </w:p>
     <w:p>
       <w:r>
-        <w:t>Design and simulate a simple agent that demonstrates the principles of Communication .</w:t>
+        <w:t>To understand how we communicate emotion without words.</w:t>
       </w:r>
     </w:p>
     <w:p>
       <w:r>
-        <w:t>Prerequisites</w:t>
+        <w:t>What You Need</w:t>
       </w:r>
     </w:p>
     <w:p>
       <w:r>
-        <w:t>Basic understanding of Python or a relevant simulation tool.  Familiarity with the formal definition of Communication.   Steps</w:t>
+        <w:t>Your face.  Paper with drawing of emojis.   Steps</w:t>
       </w:r>
     </w:p>
     <w:p>
       <w:r>
-        <w:t>Define the Environment : Create a simple grid world or state space relevant to Family.  Define the Agent : Specify the agent's generative model, focusing on Communication.  Simulation : Run the agent for 100 timesteps.  Perturbation : Introduce a specific challenge to Communication (e.g., increased noise, occlusion).  Analysis : Plot the Free Energy over time. Does the agent successfully adapt?   Discussion Requirements</w:t>
+        <w:t>1. Draw</w:t>
+      </w:r>
+    </w:p>
+    <w:p>
+      <w:r>
+        <w:t>Draw 4 emojis on separate cards:</w:t>
+      </w:r>
+    </w:p>
+    <w:p>
+      <w:r>
+        <w:t>Happy 😀  Sad 😢  Angry 😠  Confused 😕   2. Act</w:t>
+      </w:r>
+    </w:p>
+    <w:p>
+      <w:r>
+        <w:t>Pick a card (don't show anyone).</w:t>
+        <w:br/>
+        <w:t>Make that face.</w:t>
+        <w:br/>
+        <w:t>Can your partner guess the emotion?</w:t>
+      </w:r>
+    </w:p>
+    <w:p>
+      <w:r>
+        <w:t>3. Context</w:t>
+      </w:r>
+    </w:p>
+    <w:p>
+      <w:r>
+        <w:t>Now, say "I love pizza" using the Angry face.</w:t>
+        <w:br/>
+        <w:t>Does it change the meaning?</w:t>
+        <w:br/>
+        <w:t>Yes! It sounds like sarcasm.</w:t>
+        <w:br/>
+        <w:t>Tone and Face change the meaning of words.</w:t>
+      </w:r>
+    </w:p>
+    <w:p>
+      <w:r>
+        <w:t>Discussion</w:t>
+      </w:r>
+    </w:p>
+    <w:p>
+      <w:r>
+        <w:t>Why is it hard to understand feelings in a text message?  Because we can't see the face!   What We Learned</w:t>
+      </w:r>
+    </w:p>
+    <w:p>
+      <w:r>
+        <w:t>Communication is more than just words. It is feelings too.</w:t>
       </w:r>
     </w:p>
     <w:sectPr>
